--- a/fixtures/generated/c11__single-column.docx
+++ b/fixtures/generated/c11__single-column.docx
@@ -180,7 +180,7 @@
         <w:rPr>
           <w:i/>
         </w:rPr>
-        <w:t>St Kevin's Community College, Ballymun</w:t>
+        <w:t>Coláiste Naomh Fiachra, Ballymun</w:t>
       </w:r>
     </w:p>
     <w:p>

--- a/fixtures/generated/c11__single-column.docx
+++ b/fixtures/generated/c11__single-column.docx
@@ -23,11 +23,6 @@
     <w:p>
       <w:r>
         <w:t>112 Sillogue Road</w:t>
-      </w:r>
-    </w:p>
-    <w:p>
-      <w:r>
-        <w:t>Ballymun</w:t>
       </w:r>
     </w:p>
     <w:p>

--- a/fixtures/generated/c11__single-column.docx
+++ b/fixtures/generated/c11__single-column.docx
@@ -23,6 +23,11 @@
     <w:p>
       <w:r>
         <w:t>112 Sillogue Road</w:t>
+      </w:r>
+    </w:p>
+    <w:p>
+      <w:r>
+        <w:t>Ballymun</w:t>
       </w:r>
     </w:p>
     <w:p>
